--- a/resource/模板文件/谈话模板/法人谈话笔录（普通工伤案件）.docx
+++ b/resource/模板文件/谈话模板/法人谈话笔录（普通工伤案件）.docx
@@ -341,91 +341,10 @@
           <w:sz w:val="30"/>
           <w:szCs w:val="30"/>
         </w:rPr>
-        <w:t>工作单位：</w:t>
-      </w:r>
-      <w:r>
-        <w:rPr>
-          <w:rFonts w:hint="eastAsia" w:hAnsi="宋体" w:cs="宋体"/>
-          <w:sz w:val="30"/>
-          <w:szCs w:val="30"/>
-          <w:u w:val="single"/>
-        </w:rPr>
-        <w:t xml:space="preserve">  </w:t>
+        <w:t>工作单位： {{单位名称}}  职务或岗位： {{法人职务}}  单位性质：{{单位性质}}  身份：{{法人身份}}</w:t>
       </w:r>
       <w:bookmarkStart w:id="1" w:name="_Hlk109717399"/>
-      <w:r>
-        <w:rPr>
-          <w:sz w:val="30"/>
-          <w:szCs w:val="30"/>
-          <w:u w:val="single"/>
-        </w:rPr>
-        <w:t>{{公司名称}}</w:t>
-      </w:r>
       <w:bookmarkEnd w:id="1"/>
-      <w:r>
-        <w:rPr>
-          <w:rFonts w:hint="eastAsia" w:hAnsi="宋体" w:cs="宋体"/>
-          <w:sz w:val="30"/>
-          <w:szCs w:val="30"/>
-          <w:u w:val="single"/>
-        </w:rPr>
-        <w:t xml:space="preserve">  </w:t>
-      </w:r>
-      <w:r>
-        <w:rPr>
-          <w:rFonts w:hint="eastAsia" w:hAnsi="宋体" w:cs="宋体"/>
-          <w:sz w:val="30"/>
-          <w:szCs w:val="30"/>
-        </w:rPr>
-        <w:t>职务或岗位：</w:t>
-      </w:r>
-      <w:r>
-        <w:rPr>
-          <w:rFonts w:hint="eastAsia" w:hAnsi="宋体" w:cs="宋体"/>
-          <w:sz w:val="30"/>
-          <w:szCs w:val="30"/>
-          <w:u w:val="single"/>
-        </w:rPr>
-        <w:t xml:space="preserve">   </w:t>
-      </w:r>
-      <w:r>
-        <w:rPr>
-          <w:rFonts w:hint="eastAsia" w:hAnsi="宋体" w:cs="宋体"/>
-          <w:sz w:val="30"/>
-          <w:szCs w:val="30"/>
-          <w:u w:val="single"/>
-          <w:lang w:val="en-US" w:eastAsia="zh-CN"/>
-        </w:rPr>
-        <w:t>{</w:t>
-      </w:r>
-      <w:r>
-        <w:rPr>
-          <w:rFonts w:hint="eastAsia" w:hAnsi="宋体" w:cs="宋体"/>
-          <w:sz w:val="30"/>
-          <w:szCs w:val="30"/>
-          <w:u w:val="single"/>
-        </w:rPr>
-        <w:t>{法人职务}</w:t>
-      </w:r>
-      <w:r>
-        <w:rPr>
-          <w:rFonts w:hint="eastAsia" w:hAnsi="宋体" w:cs="宋体"/>
-          <w:sz w:val="30"/>
-          <w:szCs w:val="30"/>
-          <w:u w:val="single"/>
-          <w:lang w:val="en-US" w:eastAsia="zh-CN"/>
-        </w:rPr>
-        <w:t>}</w:t>
-      </w:r>
-      <w:r>
-        <w:rPr>
-          <w:rFonts w:hint="eastAsia" w:hAnsi="宋体" w:cs="宋体"/>
-          <w:sz w:val="30"/>
-          <w:szCs w:val="30"/>
-          <w:u w:val="single"/>
-        </w:rPr>
-        <w:t xml:space="preserve">      </w:t>
-      </w:r>
     </w:p>
     <w:p>
       <w:pPr>

--- a/resource/模板文件/谈话模板/法人谈话笔录（普通工伤案件）.docx
+++ b/resource/模板文件/谈话模板/法人谈话笔录（普通工伤案件）.docx
@@ -335,16 +335,125 @@
           <w:u w:val="single"/>
         </w:rPr>
       </w:pPr>
-      <w:r>
-        <w:rPr>
-          <w:rFonts w:hint="eastAsia" w:hAnsi="宋体" w:cs="宋体"/>
-          <w:sz w:val="30"/>
-          <w:szCs w:val="30"/>
-        </w:rPr>
-        <w:t>工作单位： {{单位名称}}  职务或岗位： {{法人职务}}  单位性质：{{单位性质}}  身份：{{法人身份}}</w:t>
-      </w:r>
       <w:bookmarkStart w:id="1" w:name="_Hlk109717399"/>
       <w:bookmarkEnd w:id="1"/>
+      <w:r>
+        <w:rPr>
+          <w:rFonts w:hint="eastAsia" w:hAnsi="宋体" w:cs="宋体"/>
+          <w:sz w:val="30"/>
+          <w:szCs w:val="30"/>
+          <w:u w:val="none"/>
+        </w:rPr>
+        <w:t>工作单位：</w:t>
+      </w:r>
+      <w:r>
+        <w:rPr>
+          <w:rFonts w:hint="eastAsia" w:hAnsi="宋体" w:cs="宋体"/>
+          <w:sz w:val="30"/>
+          <w:szCs w:val="30"/>
+          <w:u w:val="single"/>
+        </w:rPr>
+        <w:t xml:space="preserve"> </w:t>
+      </w:r>
+      <w:r>
+        <w:rPr>
+          <w:rFonts w:hint="eastAsia" w:hAnsi="宋体" w:cs="宋体"/>
+          <w:sz w:val="30"/>
+          <w:szCs w:val="30"/>
+          <w:u w:val="single"/>
+        </w:rPr>
+        <w:t>{{单位名称}}</w:t>
+      </w:r>
+      <w:r>
+        <w:rPr>
+          <w:rFonts w:hint="eastAsia" w:hAnsi="宋体" w:cs="宋体"/>
+          <w:sz w:val="30"/>
+          <w:szCs w:val="30"/>
+          <w:u w:val="single"/>
+        </w:rPr>
+        <w:t xml:space="preserve">  </w:t>
+      </w:r>
+      <w:r>
+        <w:rPr>
+          <w:rFonts w:hint="eastAsia" w:hAnsi="宋体" w:cs="宋体"/>
+          <w:sz w:val="30"/>
+          <w:szCs w:val="30"/>
+          <w:u w:val="none"/>
+        </w:rPr>
+        <w:t>职务或岗位：</w:t>
+      </w:r>
+      <w:r>
+        <w:rPr>
+          <w:rFonts w:hint="eastAsia" w:hAnsi="宋体" w:cs="宋体"/>
+          <w:sz w:val="30"/>
+          <w:szCs w:val="30"/>
+          <w:u w:val="single"/>
+        </w:rPr>
+        <w:t xml:space="preserve"> </w:t>
+      </w:r>
+      <w:r>
+        <w:rPr>
+          <w:rFonts w:hint="eastAsia" w:hAnsi="宋体" w:cs="宋体"/>
+          <w:sz w:val="30"/>
+          <w:szCs w:val="30"/>
+          <w:u w:val="single"/>
+        </w:rPr>
+        <w:t>{{法人职务}}</w:t>
+      </w:r>
+      <w:r>
+        <w:rPr>
+          <w:rFonts w:hint="eastAsia" w:hAnsi="宋体" w:cs="宋体"/>
+          <w:sz w:val="30"/>
+          <w:szCs w:val="30"/>
+          <w:u w:val="single"/>
+        </w:rPr>
+        <w:t xml:space="preserve">  </w:t>
+      </w:r>
+      <w:r>
+        <w:rPr>
+          <w:rFonts w:hint="eastAsia" w:hAnsi="宋体" w:cs="宋体"/>
+          <w:sz w:val="30"/>
+          <w:szCs w:val="30"/>
+          <w:u w:val="none"/>
+        </w:rPr>
+        <w:t>单位性质：</w:t>
+      </w:r>
+      <w:r>
+        <w:rPr>
+          <w:rFonts w:hint="eastAsia" w:hAnsi="宋体" w:cs="宋体"/>
+          <w:sz w:val="30"/>
+          <w:szCs w:val="30"/>
+          <w:u w:val="single"/>
+        </w:rPr>
+        <w:t>{{单位性质}}</w:t>
+      </w:r>
+      <w:r>
+        <w:rPr>
+          <w:rFonts w:hint="eastAsia" w:hAnsi="宋体" w:cs="宋体"/>
+          <w:sz w:val="30"/>
+          <w:szCs w:val="30"/>
+          <w:u w:val="single"/>
+        </w:rPr>
+        <w:t xml:space="preserve">  </w:t>
+      </w:r>
+      <w:r>
+        <w:rPr>
+          <w:rFonts w:hint="eastAsia" w:hAnsi="宋体" w:cs="宋体"/>
+          <w:sz w:val="30"/>
+          <w:szCs w:val="30"/>
+          <w:u w:val="none"/>
+        </w:rPr>
+        <w:t>身份：</w:t>
+      </w:r>
+      <w:r>
+        <w:rPr>
+          <w:rFonts w:hint="eastAsia" w:hAnsi="宋体" w:cs="宋体"/>
+          <w:sz w:val="30"/>
+          <w:szCs w:val="30"/>
+          <w:u w:val="single"/>
+        </w:rPr>
+        <w:t>{{法人身份}}</w:t>
+      </w:r>
     </w:p>
     <w:p>
       <w:pPr>
